--- a/ky/wisdom-stories/blind-who-have-eyes.docx
+++ b/ky/wisdom-stories/blind-who-have-eyes.docx
@@ -39,7 +39,7 @@
           <w:sz w:val="22"/>
           <w:lang w:val="ky-KG"/>
         </w:rPr>
-        <w:t>Көзүм бар деп эле баарын көрүп турам дегендер көп. Бирок көзгө көрүнгөндүн маңызын аңдай билүү башка.</w:t>
+        <w:t>Жер үстү көзү бар деп көрүп жатам деген сокурларга толгон.</w:t>
       </w:r>
     </w:p>
     <w:p>
@@ -63,7 +63,7 @@
           <w:sz w:val="22"/>
           <w:lang w:val="ky-KG"/>
         </w:rPr>
-        <w:t xml:space="preserve">Сабак: </w:t>
+        <w:t>Сабак: Көрүү үчүн көз эле жетишсиз, көргөнүңдү аңдап түшүнүү да керек. Карап көрбөгөн, угуп түшүнбөгөн адам чыныгы сокур.</w:t>
       </w:r>
       <w:r>
         <w:rPr>
@@ -72,7 +72,6 @@
           <w:sz w:val="22"/>
           <w:lang w:val="ky-KG"/>
         </w:rPr>
-        <w:t>Көз менен кароо аздык кылат, көкүрөк менен туюу да керек. Көргөнүңө ой жүгүртүп, укканыңдын маанисин түшүн.</w:t>
       </w:r>
     </w:p>
     <w:p>
@@ -92,7 +91,7 @@
           <w:sz w:val="18"/>
           <w:lang w:val="ky-KG"/>
         </w:rPr>
-        <w:t>Окуя ачык интернет булактарынан алынды.</w:t>
+        <w:t>Аңгемелер ачык интернет булактарынан алынган, иллюстрациялар болсо ЖИ менен түзүлгөн.</w:t>
       </w:r>
     </w:p>
     <w:sectPr>
